--- a/Lab08_TB01945/SOF1022_TB01945_LAB8.docx
+++ b/Lab08_TB01945/SOF1022_TB01945_LAB8.docx
@@ -771,6 +771,7 @@
     <w:p>
       <w:pPr>
         <w:numPr>
+          <w:ilvl w:val="0"/>
           <w:numId w:val="0"/>
         </w:numPr>
         <w:ind w:leftChars="0"/>
@@ -794,6 +795,7 @@
     <w:p>
       <w:pPr>
         <w:numPr>
+          <w:ilvl w:val="0"/>
           <w:numId w:val="0"/>
         </w:numPr>
         <w:ind w:leftChars="0"/>
@@ -851,6 +853,7 @@
     <w:p>
       <w:pPr>
         <w:numPr>
+          <w:ilvl w:val="0"/>
           <w:numId w:val="0"/>
         </w:numPr>
         <w:ind w:leftChars="0"/>
@@ -865,6 +868,7 @@
     <w:p>
       <w:pPr>
         <w:numPr>
+          <w:ilvl w:val="0"/>
           <w:numId w:val="0"/>
         </w:numPr>
         <w:ind w:leftChars="0"/>
@@ -875,12 +879,20 @@
           <w:lang w:val="en-US"/>
         </w:rPr>
       </w:pPr>
-      <w:bookmarkStart w:id="0" w:name="_GoBack"/>
-      <w:bookmarkEnd w:id="0"/>
+      <w:r>
+        <w:rPr>
+          <w:rFonts w:hint="default" w:ascii="Times New Roman" w:hAnsi="Times New Roman" w:cs="Times New Roman"/>
+          <w:sz w:val="26"/>
+          <w:szCs w:val="26"/>
+          <w:lang w:val="en-US"/>
+        </w:rPr>
+        <w:t>QLLoaiSP - Thêm</w:t>
+      </w:r>
     </w:p>
     <w:p>
       <w:pPr>
         <w:numPr>
+          <w:ilvl w:val="0"/>
           <w:numId w:val="0"/>
         </w:numPr>
         <w:ind w:leftChars="0"/>
@@ -891,10 +903,54 @@
           <w:lang w:val="en-US"/>
         </w:rPr>
       </w:pPr>
+      <w:r>
+        <w:drawing>
+          <wp:inline distT="0" distB="0" distL="114300" distR="114300">
+            <wp:extent cx="5097145" cy="4132580"/>
+            <wp:effectExtent l="0" t="0" r="8255" b="12700"/>
+            <wp:docPr id="3" name="Picture 1"/>
+            <wp:cNvGraphicFramePr>
+              <a:graphicFrameLocks xmlns:a="http://schemas.openxmlformats.org/drawingml/2006/main" noChangeAspect="1"/>
+            </wp:cNvGraphicFramePr>
+            <a:graphic xmlns:a="http://schemas.openxmlformats.org/drawingml/2006/main">
+              <a:graphicData uri="http://schemas.openxmlformats.org/drawingml/2006/picture">
+                <pic:pic xmlns:pic="http://schemas.openxmlformats.org/drawingml/2006/picture">
+                  <pic:nvPicPr>
+                    <pic:cNvPr id="3" name="Picture 1"/>
+                    <pic:cNvPicPr>
+                      <a:picLocks noChangeAspect="1"/>
+                    </pic:cNvPicPr>
+                  </pic:nvPicPr>
+                  <pic:blipFill>
+                    <a:blip r:embed="rId11"/>
+                    <a:stretch>
+                      <a:fillRect/>
+                    </a:stretch>
+                  </pic:blipFill>
+                  <pic:spPr>
+                    <a:xfrm>
+                      <a:off x="0" y="0"/>
+                      <a:ext cx="5097145" cy="4132580"/>
+                    </a:xfrm>
+                    <a:prstGeom prst="rect">
+                      <a:avLst/>
+                    </a:prstGeom>
+                    <a:noFill/>
+                    <a:ln>
+                      <a:noFill/>
+                    </a:ln>
+                  </pic:spPr>
+                </pic:pic>
+              </a:graphicData>
+            </a:graphic>
+          </wp:inline>
+        </w:drawing>
+      </w:r>
     </w:p>
     <w:p>
       <w:pPr>
         <w:numPr>
+          <w:ilvl w:val="0"/>
           <w:numId w:val="0"/>
         </w:numPr>
         <w:ind w:leftChars="0"/>
@@ -905,6 +961,269 @@
           <w:lang w:val="en-US"/>
         </w:rPr>
       </w:pPr>
+      <w:r>
+        <w:rPr>
+          <w:rFonts w:hint="default" w:ascii="Times New Roman" w:hAnsi="Times New Roman" w:cs="Times New Roman"/>
+          <w:sz w:val="26"/>
+          <w:szCs w:val="26"/>
+          <w:lang w:val="en-US"/>
+        </w:rPr>
+        <w:t>QLLoaiSP - Xóa</w:t>
+      </w:r>
+    </w:p>
+    <w:p>
+      <w:pPr>
+        <w:numPr>
+          <w:ilvl w:val="0"/>
+          <w:numId w:val="0"/>
+        </w:numPr>
+        <w:ind w:leftChars="0"/>
+        <w:rPr>
+          <w:rFonts w:hint="default" w:ascii="Times New Roman" w:hAnsi="Times New Roman" w:cs="Times New Roman"/>
+          <w:sz w:val="26"/>
+          <w:szCs w:val="26"/>
+          <w:lang w:val="en-US"/>
+        </w:rPr>
+      </w:pPr>
+      <w:r>
+        <w:drawing>
+          <wp:inline distT="0" distB="0" distL="114300" distR="114300">
+            <wp:extent cx="5271770" cy="3989070"/>
+            <wp:effectExtent l="0" t="0" r="1270" b="3810"/>
+            <wp:docPr id="4" name="Picture 2"/>
+            <wp:cNvGraphicFramePr>
+              <a:graphicFrameLocks xmlns:a="http://schemas.openxmlformats.org/drawingml/2006/main" noChangeAspect="1"/>
+            </wp:cNvGraphicFramePr>
+            <a:graphic xmlns:a="http://schemas.openxmlformats.org/drawingml/2006/main">
+              <a:graphicData uri="http://schemas.openxmlformats.org/drawingml/2006/picture">
+                <pic:pic xmlns:pic="http://schemas.openxmlformats.org/drawingml/2006/picture">
+                  <pic:nvPicPr>
+                    <pic:cNvPr id="4" name="Picture 2"/>
+                    <pic:cNvPicPr>
+                      <a:picLocks noChangeAspect="1"/>
+                    </pic:cNvPicPr>
+                  </pic:nvPicPr>
+                  <pic:blipFill>
+                    <a:blip r:embed="rId12"/>
+                    <a:stretch>
+                      <a:fillRect/>
+                    </a:stretch>
+                  </pic:blipFill>
+                  <pic:spPr>
+                    <a:xfrm>
+                      <a:off x="0" y="0"/>
+                      <a:ext cx="5271770" cy="3989070"/>
+                    </a:xfrm>
+                    <a:prstGeom prst="rect">
+                      <a:avLst/>
+                    </a:prstGeom>
+                    <a:noFill/>
+                    <a:ln>
+                      <a:noFill/>
+                    </a:ln>
+                  </pic:spPr>
+                </pic:pic>
+              </a:graphicData>
+            </a:graphic>
+          </wp:inline>
+        </w:drawing>
+      </w:r>
+    </w:p>
+    <w:p>
+      <w:pPr>
+        <w:numPr>
+          <w:ilvl w:val="0"/>
+          <w:numId w:val="0"/>
+        </w:numPr>
+        <w:ind w:leftChars="0"/>
+        <w:rPr>
+          <w:rFonts w:hint="default" w:ascii="Times New Roman" w:hAnsi="Times New Roman" w:cs="Times New Roman"/>
+          <w:sz w:val="26"/>
+          <w:szCs w:val="26"/>
+          <w:lang w:val="en-US"/>
+        </w:rPr>
+      </w:pPr>
+    </w:p>
+    <w:p>
+      <w:pPr>
+        <w:numPr>
+          <w:ilvl w:val="0"/>
+          <w:numId w:val="0"/>
+        </w:numPr>
+        <w:ind w:leftChars="0"/>
+        <w:rPr>
+          <w:rFonts w:hint="default" w:ascii="Times New Roman" w:hAnsi="Times New Roman" w:cs="Times New Roman"/>
+          <w:sz w:val="26"/>
+          <w:szCs w:val="26"/>
+          <w:lang w:val="en-US"/>
+        </w:rPr>
+      </w:pPr>
+      <w:r>
+        <w:rPr>
+          <w:rFonts w:hint="default" w:ascii="Times New Roman" w:hAnsi="Times New Roman" w:cs="Times New Roman"/>
+          <w:sz w:val="26"/>
+          <w:szCs w:val="26"/>
+          <w:lang w:val="en-US"/>
+        </w:rPr>
+        <w:t>QLLoaiSP - Sửa</w:t>
+      </w:r>
+    </w:p>
+    <w:p>
+      <w:pPr>
+        <w:numPr>
+          <w:ilvl w:val="0"/>
+          <w:numId w:val="0"/>
+        </w:numPr>
+        <w:ind w:leftChars="0"/>
+        <w:rPr>
+          <w:rFonts w:hint="default" w:ascii="Times New Roman" w:hAnsi="Times New Roman" w:cs="Times New Roman"/>
+          <w:sz w:val="26"/>
+          <w:szCs w:val="26"/>
+          <w:lang w:val="en-US"/>
+        </w:rPr>
+      </w:pPr>
+      <w:r>
+        <w:drawing>
+          <wp:inline distT="0" distB="0" distL="114300" distR="114300">
+            <wp:extent cx="5271770" cy="4041140"/>
+            <wp:effectExtent l="0" t="0" r="1270" b="12700"/>
+            <wp:docPr id="10" name="Picture 3"/>
+            <wp:cNvGraphicFramePr>
+              <a:graphicFrameLocks xmlns:a="http://schemas.openxmlformats.org/drawingml/2006/main" noChangeAspect="1"/>
+            </wp:cNvGraphicFramePr>
+            <a:graphic xmlns:a="http://schemas.openxmlformats.org/drawingml/2006/main">
+              <a:graphicData uri="http://schemas.openxmlformats.org/drawingml/2006/picture">
+                <pic:pic xmlns:pic="http://schemas.openxmlformats.org/drawingml/2006/picture">
+                  <pic:nvPicPr>
+                    <pic:cNvPr id="10" name="Picture 3"/>
+                    <pic:cNvPicPr>
+                      <a:picLocks noChangeAspect="1"/>
+                    </pic:cNvPicPr>
+                  </pic:nvPicPr>
+                  <pic:blipFill>
+                    <a:blip r:embed="rId13"/>
+                    <a:stretch>
+                      <a:fillRect/>
+                    </a:stretch>
+                  </pic:blipFill>
+                  <pic:spPr>
+                    <a:xfrm>
+                      <a:off x="0" y="0"/>
+                      <a:ext cx="5271770" cy="4041140"/>
+                    </a:xfrm>
+                    <a:prstGeom prst="rect">
+                      <a:avLst/>
+                    </a:prstGeom>
+                    <a:noFill/>
+                    <a:ln>
+                      <a:noFill/>
+                    </a:ln>
+                  </pic:spPr>
+                </pic:pic>
+              </a:graphicData>
+            </a:graphic>
+          </wp:inline>
+        </w:drawing>
+      </w:r>
+    </w:p>
+    <w:p>
+      <w:pPr>
+        <w:numPr>
+          <w:ilvl w:val="0"/>
+          <w:numId w:val="0"/>
+        </w:numPr>
+        <w:ind w:leftChars="0"/>
+        <w:rPr>
+          <w:rFonts w:hint="default" w:ascii="Times New Roman" w:hAnsi="Times New Roman" w:cs="Times New Roman"/>
+          <w:sz w:val="26"/>
+          <w:szCs w:val="26"/>
+          <w:lang w:val="en-US"/>
+        </w:rPr>
+      </w:pPr>
+    </w:p>
+    <w:p>
+      <w:pPr>
+        <w:numPr>
+          <w:ilvl w:val="0"/>
+          <w:numId w:val="0"/>
+        </w:numPr>
+        <w:ind w:leftChars="0"/>
+        <w:rPr>
+          <w:rFonts w:hint="default" w:ascii="Times New Roman" w:hAnsi="Times New Roman" w:cs="Times New Roman"/>
+          <w:sz w:val="26"/>
+          <w:szCs w:val="26"/>
+          <w:lang w:val="en-US"/>
+        </w:rPr>
+      </w:pPr>
+      <w:r>
+        <w:rPr>
+          <w:rFonts w:hint="default" w:ascii="Times New Roman" w:hAnsi="Times New Roman" w:cs="Times New Roman"/>
+          <w:sz w:val="26"/>
+          <w:szCs w:val="26"/>
+          <w:lang w:val="en-US"/>
+        </w:rPr>
+        <w:t>QLLoaiSP - Tìm kiếm</w:t>
+      </w:r>
+    </w:p>
+    <w:p>
+      <w:pPr>
+        <w:numPr>
+          <w:ilvl w:val="0"/>
+          <w:numId w:val="0"/>
+        </w:numPr>
+        <w:ind w:leftChars="0"/>
+        <w:rPr>
+          <w:rFonts w:hint="default" w:ascii="Times New Roman" w:hAnsi="Times New Roman" w:cs="Times New Roman"/>
+          <w:sz w:val="26"/>
+          <w:szCs w:val="26"/>
+          <w:lang w:val="en-US"/>
+        </w:rPr>
+      </w:pPr>
+      <w:bookmarkStart w:id="0" w:name="_GoBack"/>
+      <w:bookmarkEnd w:id="0"/>
+      <w:r>
+        <w:drawing>
+          <wp:inline distT="0" distB="0" distL="114300" distR="114300">
+            <wp:extent cx="5269230" cy="4038600"/>
+            <wp:effectExtent l="0" t="0" r="3810" b="0"/>
+            <wp:docPr id="11" name="Picture 4"/>
+            <wp:cNvGraphicFramePr>
+              <a:graphicFrameLocks xmlns:a="http://schemas.openxmlformats.org/drawingml/2006/main" noChangeAspect="1"/>
+            </wp:cNvGraphicFramePr>
+            <a:graphic xmlns:a="http://schemas.openxmlformats.org/drawingml/2006/main">
+              <a:graphicData uri="http://schemas.openxmlformats.org/drawingml/2006/picture">
+                <pic:pic xmlns:pic="http://schemas.openxmlformats.org/drawingml/2006/picture">
+                  <pic:nvPicPr>
+                    <pic:cNvPr id="11" name="Picture 4"/>
+                    <pic:cNvPicPr>
+                      <a:picLocks noChangeAspect="1"/>
+                    </pic:cNvPicPr>
+                  </pic:nvPicPr>
+                  <pic:blipFill>
+                    <a:blip r:embed="rId14"/>
+                    <a:stretch>
+                      <a:fillRect/>
+                    </a:stretch>
+                  </pic:blipFill>
+                  <pic:spPr>
+                    <a:xfrm>
+                      <a:off x="0" y="0"/>
+                      <a:ext cx="5269230" cy="4038600"/>
+                    </a:xfrm>
+                    <a:prstGeom prst="rect">
+                      <a:avLst/>
+                    </a:prstGeom>
+                    <a:noFill/>
+                    <a:ln>
+                      <a:noFill/>
+                    </a:ln>
+                  </pic:spPr>
+                </pic:pic>
+              </a:graphicData>
+            </a:graphic>
+          </wp:inline>
+        </w:drawing>
+      </w:r>
     </w:p>
     <w:sectPr>
       <w:pgSz w:w="11906" w:h="16838"/>
